--- a/实验5_密码分享_报告.docx
+++ b/实验5_密码分享_报告.docx
@@ -11,7 +11,7 @@
           <w:b/>
           <w:sz w:val="32"/>
         </w:rPr>
-        <w:t>实验5 密码分享实验报告</w:t>
+        <w:t>实验5 秘密分享实验报告</w:t>
       </w:r>
     </w:p>
     <w:p>
@@ -19,7 +19,7 @@
         <w:jc w:val="center"/>
       </w:pPr>
       <w:r>
-        <w:t>课程: 密码分享与安全多方计算</w:t>
+        <w:t>课程: 秘密分享与安全多方计算</w:t>
         <w:br/>
       </w:r>
       <w:r>
@@ -70,7 +70,129 @@
         <w:jc w:val="left"/>
       </w:pPr>
       <w:r>
-        <w:t>3. 实验方法</w:t>
+        <w:t>3. 运行方式</w:t>
+      </w:r>
+    </w:p>
+    <w:p>
+      <w:r>
+        <w:t>本次实验以附件 Test.py 为基础，另用 lab5_report_builder.py 生成截图和最终报告。</w:t>
+      </w:r>
+    </w:p>
+    <w:p>
+      <w:pPr>
+        <w:spacing w:after="0"/>
+        <w:ind w:left="360"/>
+      </w:pPr>
+      <w:r>
+        <w:rPr>
+          <w:rFonts w:ascii="Courier New" w:hAnsi="Courier New" w:eastAsia="Courier New"/>
+        </w:rPr>
+        <w:t>python3 Test.py</w:t>
+      </w:r>
+    </w:p>
+    <w:p>
+      <w:pPr>
+        <w:spacing w:after="0"/>
+        <w:ind w:left="360"/>
+      </w:pPr>
+      <w:r>
+        <w:rPr>
+          <w:rFonts w:ascii="Courier New" w:hAnsi="Courier New" w:eastAsia="Courier New"/>
+        </w:rPr>
+        <w:t>python3 lab5_report_builder.py</w:t>
+      </w:r>
+    </w:p>
+    <w:p>
+      <w:r>
+        <w:t>前者运行原始秘密分享协议；后者完成代表性输入验证、256 组穷举校验，并导出 docx 报告。</w:t>
+      </w:r>
+    </w:p>
+    <w:p>
+      <w:pPr>
+        <w:pStyle w:val="Heading1"/>
+        <w:jc w:val="left"/>
+      </w:pPr>
+      <w:r>
+        <w:t>4. 核心代码说明</w:t>
+      </w:r>
+    </w:p>
+    <w:p>
+      <w:r>
+        <w:t>代码由 Dealer、Alice、Bob 三个类构成。Dealer 负责离线阶段，生成 Beaver 三元组并拆成 u_A/u_B、v_A/v_B、w_A/w_B。Alice 和 Bob 在在线阶段对输入做异或分片，然后按电路层逐层计算。</w:t>
+      </w:r>
+    </w:p>
+    <w:p>
+      <w:pPr>
+        <w:spacing w:after="0"/>
+        <w:ind w:left="360"/>
+      </w:pPr>
+      <w:r>
+        <w:rPr>
+          <w:rFonts w:ascii="Courier New" w:hAnsi="Courier New" w:eastAsia="Courier New"/>
+        </w:rPr>
+        <w:t>u = u_A ⊕ u_B</w:t>
+      </w:r>
+    </w:p>
+    <w:p>
+      <w:pPr>
+        <w:spacing w:after="0"/>
+        <w:ind w:left="360"/>
+      </w:pPr>
+      <w:r>
+        <w:rPr>
+          <w:rFonts w:ascii="Courier New" w:hAnsi="Courier New" w:eastAsia="Courier New"/>
+        </w:rPr>
+        <w:t>v = v_A ⊕ v_B</w:t>
+      </w:r>
+    </w:p>
+    <w:p>
+      <w:pPr>
+        <w:spacing w:after="0"/>
+        <w:ind w:left="360"/>
+      </w:pPr>
+      <w:r>
+        <w:rPr>
+          <w:rFonts w:ascii="Courier New" w:hAnsi="Courier New" w:eastAsia="Courier New"/>
+        </w:rPr>
+        <w:t>w = w_A ⊕ w_B</w:t>
+      </w:r>
+    </w:p>
+    <w:p>
+      <w:pPr>
+        <w:spacing w:after="0"/>
+        <w:ind w:left="360"/>
+      </w:pPr>
+      <w:r>
+        <w:rPr>
+          <w:rFonts w:ascii="Courier New" w:hAnsi="Courier New" w:eastAsia="Courier New"/>
+        </w:rPr>
+        <w:t>AND([x],[y]): d = x ⊕ u, e = y ⊕ v</w:t>
+      </w:r>
+    </w:p>
+    <w:p>
+      <w:pPr>
+        <w:spacing w:after="0"/>
+        <w:ind w:left="360"/>
+      </w:pPr>
+      <w:r>
+        <w:rPr>
+          <w:rFonts w:ascii="Courier New" w:hAnsi="Courier New" w:eastAsia="Courier New"/>
+        </w:rPr>
+        <w:t>z = w ⊕ e·x ⊕ d·y ⊕ e·d</w:t>
+      </w:r>
+    </w:p>
+    <w:p>
+      <w:r>
+        <w:t>最终输出由 z = z_A ⊕ z_B 重构得到。</w:t>
+      </w:r>
+    </w:p>
+    <w:p>
+      <w:pPr>
+        <w:pStyle w:val="Heading1"/>
+        <w:jc w:val="left"/>
+      </w:pPr>
+      <w:r>
+        <w:t>5. 实验方法</w:t>
       </w:r>
     </w:p>
     <w:p>
@@ -99,7 +221,7 @@
         <w:jc w:val="left"/>
       </w:pPr>
       <w:r>
-        <w:t>4. 代表性运行结果</w:t>
+        <w:t>6. 代表性运行结果</w:t>
       </w:r>
     </w:p>
     <w:tbl>
@@ -335,12 +457,17 @@
         <w:jc w:val="left"/>
       </w:pPr>
       <w:r>
-        <w:t>5. 中间过程截图</w:t>
+        <w:t>7. 第一层与门验证</w:t>
       </w:r>
     </w:p>
     <w:p>
       <w:r>
-        <w:t>图1 展示 sample case 的输入共享、第一层第一个与门的 Beaver 三元组、d/e 中间量，以及最终重构结果。</w:t>
+        <w:t>sample case 取 a=[0, 1, 1, 1]，x=[0, 1, 0, 1]，最终函数值为 1。第一层第一个与门对应电路输入线 0 和线 4。</w:t>
+      </w:r>
+    </w:p>
+    <w:p>
+      <w:r>
+        <w:t>截图中可见，该门的明文结果为 0；Alice 端分片 z_A=1，Bob 端分片 z_B=1，重构后 z_A⊕z_B=0，与明文一致。</w:t>
       </w:r>
     </w:p>
     <w:p>
@@ -389,7 +516,110 @@
     </w:p>
     <w:p>
       <w:r>
-        <w:t>图2 展示若干代表性输入的输出对比。</w:t>
+        <w:t>这说明门级分片、Beaver 三元组以及 d/e 中间量都能正确恢复该门的明文输出；而整个电路继续运行后的最终输出为 1。</w:t>
+      </w:r>
+    </w:p>
+    <w:p>
+      <w:pPr>
+        <w:pStyle w:val="Heading1"/>
+        <w:jc w:val="left"/>
+      </w:pPr>
+      <w:r>
+        <w:t>8. 穷举验证</w:t>
+      </w:r>
+    </w:p>
+    <w:p>
+      <w:r>
+        <w:t>由于 a1、a2、x1、x2 均取自 {0,1,2,3}，因此总输入数为 4^4 = 256。下式给出穷举验证方式：</w:t>
+      </w:r>
+    </w:p>
+    <w:p>
+      <w:pPr>
+        <w:spacing w:after="0"/>
+        <w:ind w:left="360"/>
+      </w:pPr>
+      <w:r>
+        <w:rPr>
+          <w:rFonts w:ascii="Courier New" w:hAnsi="Courier New" w:eastAsia="Courier New"/>
+        </w:rPr>
+        <w:t>for a1 in range(4):</w:t>
+      </w:r>
+    </w:p>
+    <w:p>
+      <w:pPr>
+        <w:spacing w:after="0"/>
+        <w:ind w:left="360"/>
+      </w:pPr>
+      <w:r>
+        <w:rPr>
+          <w:rFonts w:ascii="Courier New" w:hAnsi="Courier New" w:eastAsia="Courier New"/>
+        </w:rPr>
+        <w:t xml:space="preserve">    for a2 in range(4):</w:t>
+      </w:r>
+    </w:p>
+    <w:p>
+      <w:pPr>
+        <w:spacing w:after="0"/>
+        <w:ind w:left="360"/>
+      </w:pPr>
+      <w:r>
+        <w:rPr>
+          <w:rFonts w:ascii="Courier New" w:hAnsi="Courier New" w:eastAsia="Courier New"/>
+        </w:rPr>
+        <w:t xml:space="preserve">        for x1 in range(4):</w:t>
+      </w:r>
+    </w:p>
+    <w:p>
+      <w:pPr>
+        <w:spacing w:after="0"/>
+        <w:ind w:left="360"/>
+      </w:pPr>
+      <w:r>
+        <w:rPr>
+          <w:rFonts w:ascii="Courier New" w:hAnsi="Courier New" w:eastAsia="Courier New"/>
+        </w:rPr>
+        <w:t xml:space="preserve">            for x2 in range(4):</w:t>
+      </w:r>
+    </w:p>
+    <w:p>
+      <w:pPr>
+        <w:spacing w:after="0"/>
+        <w:ind w:left="360"/>
+      </w:pPr>
+      <w:r>
+        <w:rPr>
+          <w:rFonts w:ascii="Courier New" w:hAnsi="Courier New" w:eastAsia="Courier New"/>
+        </w:rPr>
+        <w:t xml:space="preserve">                expected = int(a1 * x1 + a2 * x2 &gt;= 4)</w:t>
+      </w:r>
+    </w:p>
+    <w:p>
+      <w:pPr>
+        <w:spacing w:after="0"/>
+        <w:ind w:left="360"/>
+      </w:pPr>
+      <w:r>
+        <w:rPr>
+          <w:rFonts w:ascii="Courier New" w:hAnsi="Courier New" w:eastAsia="Courier New"/>
+        </w:rPr>
+        <w:t xml:space="preserve">                protocol = run_protocol(...)</w:t>
+      </w:r>
+    </w:p>
+    <w:p>
+      <w:pPr>
+        <w:spacing w:after="0"/>
+        <w:ind w:left="360"/>
+      </w:pPr>
+      <w:r>
+        <w:rPr>
+          <w:rFonts w:ascii="Courier New" w:hAnsi="Courier New" w:eastAsia="Courier New"/>
+        </w:rPr>
+        <w:t xml:space="preserve">                assert expected == protocol</w:t>
+      </w:r>
+    </w:p>
+    <w:p>
+      <w:r>
+        <w:t>图2 展示若干代表性输入的输出对比，图3 给出穷举样例明细，图4 给出最终穷举校验结果。</w:t>
       </w:r>
     </w:p>
     <w:p>
@@ -438,7 +668,51 @@
     </w:p>
     <w:p>
       <w:r>
-        <w:t>图3 展示 256 组输入的穷举校验结果。</w:t>
+        <w:drawing>
+          <wp:inline xmlns:a="http://schemas.openxmlformats.org/drawingml/2006/main" xmlns:pic="http://schemas.openxmlformats.org/drawingml/2006/picture">
+            <wp:extent cx="6217920" cy="1332967"/>
+            <wp:docPr id="3" name="Picture 3"/>
+            <wp:cNvGraphicFramePr>
+              <a:graphicFrameLocks noChangeAspect="1"/>
+            </wp:cNvGraphicFramePr>
+            <a:graphic>
+              <a:graphicData uri="http://schemas.openxmlformats.org/drawingml/2006/picture">
+                <pic:pic>
+                  <pic:nvPicPr>
+                    <pic:cNvPr id="0" name="exhaustive_detail.png"/>
+                    <pic:cNvPicPr/>
+                  </pic:nvPicPr>
+                  <pic:blipFill>
+                    <a:blip r:embed="rId11"/>
+                    <a:stretch>
+                      <a:fillRect/>
+                    </a:stretch>
+                  </pic:blipFill>
+                  <pic:spPr>
+                    <a:xfrm>
+                      <a:off x="0" y="0"/>
+                      <a:ext cx="6217920" cy="1332967"/>
+                    </a:xfrm>
+                    <a:prstGeom prst="rect"/>
+                  </pic:spPr>
+                </pic:pic>
+              </a:graphicData>
+            </a:graphic>
+          </wp:inline>
+        </w:drawing>
+      </w:r>
+    </w:p>
+    <w:p>
+      <w:pPr>
+        <w:jc w:val="center"/>
+      </w:pPr>
+      <w:r>
+        <w:t>图3  穷举样例明细</w:t>
+      </w:r>
+    </w:p>
+    <w:p>
+      <w:r>
+        <w:t>最终穷举结果为 Exhaustive check: 256/256 passed。</w:t>
       </w:r>
     </w:p>
     <w:p>
@@ -446,7 +720,7 @@
         <w:drawing>
           <wp:inline xmlns:a="http://schemas.openxmlformats.org/drawingml/2006/main" xmlns:pic="http://schemas.openxmlformats.org/drawingml/2006/picture">
             <wp:extent cx="6217920" cy="874395"/>
-            <wp:docPr id="3" name="Picture 3"/>
+            <wp:docPr id="4" name="Picture 4"/>
             <wp:cNvGraphicFramePr>
               <a:graphicFrameLocks noChangeAspect="1"/>
             </wp:cNvGraphicFramePr>
@@ -458,7 +732,7 @@
                     <pic:cNvPicPr/>
                   </pic:nvPicPr>
                   <pic:blipFill>
-                    <a:blip r:embed="rId11"/>
+                    <a:blip r:embed="rId12"/>
                     <a:stretch>
                       <a:fillRect/>
                     </a:stretch>
@@ -482,7 +756,7 @@
         <w:jc w:val="center"/>
       </w:pPr>
       <w:r>
-        <w:t>图3  穷举校验结果</w:t>
+        <w:t>图4  穷举校验结果</w:t>
       </w:r>
     </w:p>
     <w:p>
@@ -491,7 +765,7 @@
         <w:jc w:val="left"/>
       </w:pPr>
       <w:r>
-        <w:t>6. 实验结论</w:t>
+        <w:t>9. 实验结论</w:t>
       </w:r>
     </w:p>
     <w:p>
@@ -510,17 +784,8 @@
       </w:r>
     </w:p>
     <w:p>
-      <w:pPr>
-        <w:pStyle w:val="Heading1"/>
-        <w:jc w:val="left"/>
-      </w:pPr>
       <w:r>
-        <w:t>附录：验证摘要</w:t>
-      </w:r>
-    </w:p>
-    <w:p>
-      <w:r>
-        <w:t>Exhaustive check: 256/256 passed</w:t>
+        <w:t>4) 穷举验证摘要：Exhaustive check: 256/256 passed</w:t>
       </w:r>
     </w:p>
     <w:sectPr>
